--- a/Compiti_Funzioni_4L/Funzioni_Allenamento_4_4L.docx
+++ b/Compiti_Funzioni_4L/Funzioni_Allenamento_4_4L.docx
@@ -222,7 +222,7 @@
           <w:i/>
           <w:iCs/>
         </w:rPr>
-        <w:t xml:space="preserve">Dal libro o dai materiali: pagg. 20–21 n. 96, 91, 44</w:t>
+        <w:t xml:space="preserve">Dal libro o dai materiali: pagg. 19–20 n. 34, 41, 44 (eserciziario)</w:t>
       </w:r>
     </w:p>
     <w:p>
@@ -258,40 +258,36 @@
       </w:r>
       <m:oMath>
         <m:r>
-          <m:t>y=(</m:t>
-        </m:r>
-        <m:sSup>
-          <m:sSupPr/>
-          <m:e>
-            <m:r>
-              <m:t>x</m:t>
-            </m:r>
-          </m:e>
-          <m:sup>
-            <m:r>
-              <m:t>2</m:t>
-            </m:r>
-          </m:sup>
-        </m:sSup>
-        <m:r>
-          <m:t>−x−2</m:t>
-        </m:r>
-        <m:sSup>
-          <m:sSupPr/>
-          <m:e>
-            <m:r>
-              <m:t>)</m:t>
-            </m:r>
-          </m:e>
-          <m:sup>
-            <m:r>
-              <m:t>−1</m:t>
-            </m:r>
-          </m:sup>
-        </m:sSup>
-      </m:oMath>
-      <w:r>
-        <w:t xml:space="preserve"> (n. 96)</w:t>
+          <m:t>y=</m:t>
+        </m:r>
+        <m:f>
+          <m:num>
+            <m:r>
+              <m:t>1</m:t>
+            </m:r>
+          </m:num>
+          <m:den>
+            <m:sSup>
+              <m:sSupPr/>
+              <m:e>
+                <m:r>
+                  <m:t>x</m:t>
+                </m:r>
+              </m:e>
+              <m:sup>
+                <m:r>
+                  <m:t>3</m:t>
+                </m:r>
+              </m:sup>
+            </m:sSup>
+            <m:r>
+              <m:t>−25x</m:t>
+            </m:r>
+          </m:den>
+        </m:f>
+      </m:oMath>
+      <w:r>
+        <w:t xml:space="preserve"> (n. 34)</w:t>
       </w:r>
     </w:p>
     <w:p>
@@ -320,12 +316,12 @@
           <m:deg/>
           <m:e>
             <m:r>
-              <m:t>x+4</m:t>
+              <m:t>x</m:t>
             </m:r>
           </m:e>
         </m:rad>
         <m:r>
-          <m:t>−</m:t>
+          <m:t>+</m:t>
         </m:r>
         <m:rad>
           <m:radPr>
@@ -340,7 +336,7 @@
         </m:rad>
       </m:oMath>
       <w:r>
-        <w:t xml:space="preserve"> (n. 91)</w:t>
+        <w:t xml:space="preserve"> (n. 41)</w:t>
       </w:r>
     </w:p>
     <w:p>
@@ -541,7 +537,7 @@
           <w:i/>
           <w:iCs/>
         </w:rPr>
-        <w:t xml:space="preserve">Dal libro o dai materiali: pag. 39 n. 343 (stesso grafico)</w:t>
+        <w:t xml:space="preserve">Dal libro o dai materiali: pag. 33 n. 285 (eserciziario, stesso grafico)</w:t>
       </w:r>
     </w:p>
     <w:p>
@@ -558,7 +554,7 @@
         </m:r>
       </m:oMath>
       <w:r>
-        <w:t xml:space="preserve"> (gli estremi del grafico sono inclusi).</w:t>
+        <w:t xml:space="preserve">. Pallino pieno: punto incluso; pallino vuoto: punto escluso.</w:t>
       </w:r>
     </w:p>
     <w:p>
@@ -569,7 +565,7 @@
       <w:r>
         <w:drawing>
           <wp:inline distT="0" distB="0" distL="0" distR="0">
-            <wp:extent cx="4095750" cy="3438525"/>
+            <wp:extent cx="4095750" cy="4333875"/>
             <wp:effectExtent t="0" r="0" b="0" l="0"/>
             <wp:docPr id="1" name="" descr="" title=""/>
             <wp:cNvGraphicFramePr>
@@ -594,7 +590,7 @@
                   <pic:spPr bwMode="auto">
                     <a:xfrm>
                       <a:off x="0" y="0"/>
-                      <a:ext cx="4095750" cy="3438525"/>
+                      <a:ext cx="4095750" cy="4333875"/>
                     </a:xfrm>
                     <a:prstGeom prst="rect">
                       <a:avLst/>
@@ -656,15 +652,7 @@
       </w:r>
       <m:oMath>
         <m:r>
-          <m:t>f(−3)</m:t>
-        </m:r>
-      </m:oMath>
-      <w:r>
-        <w:t xml:space="preserve">, </w:t>
-      </w:r>
-      <m:oMath>
-        <m:r>
-          <m:t>f(4)</m:t>
+          <m:t>f(−1)</m:t>
         </m:r>
       </m:oMath>
       <w:r>
@@ -672,7 +660,7 @@
       </w:r>
       <m:oMath>
         <m:r>
-          <m:t>f(6)</m:t>
+          <m:t>f(2)</m:t>
         </m:r>
       </m:oMath>
       <w:r>
@@ -700,7 +688,7 @@
         </m:r>
       </m:oMath>
       <w:r>
-        <w:t xml:space="preserve"> è crescente o decrescente?</w:t>
+        <w:t xml:space="preserve"> è crescente, decrescente, costante?</w:t>
       </w:r>
     </w:p>
     <w:p>
@@ -720,7 +708,7 @@
       </w:r>
       <m:oMath>
         <m:r>
-          <m:t>f(x)=1</m:t>
+          <m:t>f(x)=−2</m:t>
         </m:r>
       </m:oMath>
       <w:r>
@@ -752,7 +740,7 @@
           <w:i/>
           <w:iCs/>
         </w:rPr>
-        <w:t xml:space="preserve">Dal libro o dai materiali: pag. 18 n. 5; pag. 31 n. 268</w:t>
+        <w:t xml:space="preserve">Dal libro o dai materiali: pag. 18 n. 11 e 13; pag. 31 n. 268</w:t>
       </w:r>
     </w:p>
     <w:p>
@@ -777,51 +765,52 @@
         <w:t xml:space="preserve">a)</w:t>
       </w:r>
       <w:r>
-        <w:t xml:space="preserve">  Data </w:t>
+        <w:t xml:space="preserve">  Data la funzione </w:t>
       </w:r>
       <m:oMath>
         <m:r>
           <m:t>f(x)=</m:t>
         </m:r>
-        <m:sSup>
-          <m:sSupPr/>
-          <m:e>
-            <m:r>
-              <m:t>x</m:t>
-            </m:r>
-          </m:e>
-          <m:sup>
-            <m:r>
-              <m:t>4</m:t>
-            </m:r>
-          </m:sup>
-        </m:sSup>
-        <m:r>
-          <m:t>−</m:t>
-        </m:r>
-        <m:sSup>
-          <m:sSupPr/>
-          <m:e>
-            <m:r>
-              <m:t>x</m:t>
-            </m:r>
-          </m:e>
-          <m:sup>
-            <m:r>
-              <m:t>2</m:t>
-            </m:r>
-          </m:sup>
-        </m:sSup>
-        <m:r>
-          <m:t>−1</m:t>
-        </m:r>
-      </m:oMath>
-      <w:r>
-        <w:t xml:space="preserve">, calcola </w:t>
-      </w:r>
-      <m:oMath>
-        <m:r>
-          <m:t>f(−</m:t>
+        <m:f>
+          <m:num>
+            <m:r>
+              <m:t>1</m:t>
+            </m:r>
+          </m:num>
+          <m:den>
+            <m:sSup>
+              <m:sSupPr/>
+              <m:e>
+                <m:r>
+                  <m:t>x</m:t>
+                </m:r>
+              </m:e>
+              <m:sup>
+                <m:r>
+                  <m:t>2</m:t>
+                </m:r>
+              </m:sup>
+            </m:sSup>
+            <m:r>
+              <m:t>+2</m:t>
+            </m:r>
+          </m:den>
+        </m:f>
+      </m:oMath>
+      <w:r>
+        <w:t xml:space="preserve"> se </w:t>
+      </w:r>
+      <m:oMath>
+        <m:r>
+          <m:t>x≤2</m:t>
+        </m:r>
+      </m:oMath>
+      <w:r>
+        <w:t xml:space="preserve">, </w:t>
+      </w:r>
+      <m:oMath>
+        <m:r>
+          <m:t>f(x)=</m:t>
         </m:r>
         <m:rad>
           <m:radPr>
@@ -829,13 +818,47 @@
           </m:radPr>
           <m:deg/>
           <m:e>
-            <m:r>
-              <m:t>2</m:t>
+            <m:sSup>
+              <m:sSupPr/>
+              <m:e>
+                <m:r>
+                  <m:t>x</m:t>
+                </m:r>
+              </m:e>
+              <m:sup>
+                <m:r>
+                  <m:t>2</m:t>
+                </m:r>
+              </m:sup>
+            </m:sSup>
+            <m:r>
+              <m:t>+1</m:t>
             </m:r>
           </m:e>
         </m:rad>
-        <m:r>
-          <m:t>)</m:t>
+      </m:oMath>
+      <w:r>
+        <w:t xml:space="preserve"> se </w:t>
+      </w:r>
+      <m:oMath>
+        <m:r>
+          <m:t>x&gt;2</m:t>
+        </m:r>
+      </m:oMath>
+      <w:r>
+        <w:t xml:space="preserve">, calcola </w:t>
+      </w:r>
+      <m:oMath>
+        <m:r>
+          <m:t>f(2)</m:t>
+        </m:r>
+      </m:oMath>
+      <w:r>
+        <w:t xml:space="preserve"> e </w:t>
+      </w:r>
+      <m:oMath>
+        <m:r>
+          <m:t>f(3)</m:t>
         </m:r>
       </m:oMath>
       <w:r>
@@ -859,7 +882,39 @@
       </w:r>
       <m:oMath>
         <m:r>
-          <m:t>g(x)=</m:t>
+          <m:t>g(x)=2x+4</m:t>
+        </m:r>
+      </m:oMath>
+      <w:r>
+        <w:t xml:space="preserve">, trova la controimmagine di </w:t>
+      </w:r>
+      <m:oMath>
+        <m:r>
+          <m:t>20</m:t>
+        </m:r>
+      </m:oMath>
+      <w:r>
+        <w:t xml:space="preserve">.</w:t>
+      </w:r>
+    </w:p>
+    <w:p>
+      <w:pPr>
+        <w:spacing w:after="60" w:before="0"/>
+        <w:ind w:left="240"/>
+      </w:pPr>
+      <w:r>
+        <w:rPr>
+          <w:b/>
+          <w:bCs/>
+        </w:rPr>
+        <w:t xml:space="preserve">c)</w:t>
+      </w:r>
+      <w:r>
+        <w:t xml:space="preserve">  Stabilisci se </w:t>
+      </w:r>
+      <m:oMath>
+        <m:r>
+          <m:t>y=3</m:t>
         </m:r>
         <m:sSup>
           <m:sSupPr/>
@@ -870,24 +925,53 @@
           </m:e>
           <m:sup>
             <m:r>
-              <m:t>2</m:t>
+              <m:t>3</m:t>
             </m:r>
           </m:sup>
         </m:sSup>
         <m:r>
-          <m:t>−5x</m:t>
-        </m:r>
-      </m:oMath>
-      <w:r>
-        <w:t xml:space="preserve">, trova le controimmagini di </w:t>
-      </w:r>
-      <m:oMath>
-        <m:r>
-          <m:t>−4</m:t>
-        </m:r>
-      </m:oMath>
-      <w:r>
-        <w:t xml:space="preserve">.</w:t>
+          <m:t>+4x</m:t>
+        </m:r>
+      </m:oMath>
+      <w:r>
+        <w:t xml:space="preserve"> è pari, dispari o né pari né dispari.</w:t>
+      </w:r>
+    </w:p>
+    <w:p>
+      <w:pPr>
+        <w:spacing w:after="100" w:before="0"/>
+      </w:pPr>
+    </w:p>
+    <w:p>
+      <w:pPr>
+        <w:pStyle w:val="Heading2"/>
+        <w:keepNext/>
+        <w:spacing w:after="100" w:before="200"/>
+      </w:pPr>
+      <w:r>
+        <w:t xml:space="preserve">Esercizio 5  (1,25 punti)</w:t>
+      </w:r>
+    </w:p>
+    <w:p>
+      <w:pPr>
+        <w:keepNext/>
+        <w:spacing w:after="60" w:before="0"/>
+      </w:pPr>
+      <w:r>
+        <w:rPr>
+          <w:i/>
+          <w:iCs/>
+        </w:rPr>
+        <w:t xml:space="preserve">Dal libro o dai materiali: pag. 34 n. 294; pag. 36 n. 314 (ripetuti)</w:t>
+      </w:r>
+    </w:p>
+    <w:p>
+      <w:pPr>
+        <w:keepNext w:val="false"/>
+        <w:spacing w:after="60" w:before="0"/>
+      </w:pPr>
+      <w:r>
+        <w:t xml:space="preserve">Rispondi alle domande.</w:t>
       </w:r>
     </w:p>
     <w:p>
@@ -900,14 +984,14 @@
           <w:b/>
           <w:bCs/>
         </w:rPr>
-        <w:t xml:space="preserve">c)</w:t>
-      </w:r>
-      <w:r>
-        <w:t xml:space="preserve">  Stabilisci se </w:t>
-      </w:r>
-      <m:oMath>
-        <m:r>
-          <m:t>y=3</m:t>
+        <w:t xml:space="preserve">a)</w:t>
+      </w:r>
+      <w:r>
+        <w:t xml:space="preserve">  Date </w:t>
+      </w:r>
+      <m:oMath>
+        <m:r>
+          <m:t>f(x)=</m:t>
         </m:r>
         <m:sSup>
           <m:sSupPr/>
@@ -918,53 +1002,40 @@
           </m:e>
           <m:sup>
             <m:r>
-              <m:t>3</m:t>
+              <m:t>2</m:t>
             </m:r>
           </m:sup>
         </m:sSup>
         <m:r>
-          <m:t>+4x</m:t>
-        </m:r>
-      </m:oMath>
-      <w:r>
-        <w:t xml:space="preserve"> è pari, dispari o né pari né dispari.</w:t>
-      </w:r>
-    </w:p>
-    <w:p>
-      <w:pPr>
-        <w:spacing w:after="100" w:before="0"/>
-      </w:pPr>
-    </w:p>
-    <w:p>
-      <w:pPr>
-        <w:pStyle w:val="Heading2"/>
-        <w:keepNext/>
-        <w:spacing w:after="100" w:before="200"/>
-      </w:pPr>
-      <w:r>
-        <w:t xml:space="preserve">Esercizio 5  (1,25 punti)</w:t>
-      </w:r>
-    </w:p>
-    <w:p>
-      <w:pPr>
-        <w:keepNext/>
-        <w:spacing w:after="60" w:before="0"/>
-      </w:pPr>
-      <w:r>
-        <w:rPr>
-          <w:i/>
-          <w:iCs/>
-        </w:rPr>
-        <w:t xml:space="preserve">Dal libro o dai materiali: pag. 34 n. 293; pag. 36 n. 315</w:t>
-      </w:r>
-    </w:p>
-    <w:p>
-      <w:pPr>
-        <w:keepNext w:val="false"/>
-        <w:spacing w:after="60" w:before="0"/>
-      </w:pPr>
-      <w:r>
-        <w:t xml:space="preserve">Rispondi alle domande.</w:t>
+          <m:t>+4</m:t>
+        </m:r>
+      </m:oMath>
+      <w:r>
+        <w:t xml:space="preserve"> e </w:t>
+      </w:r>
+      <m:oMath>
+        <m:r>
+          <m:t>g(x)=3x−2</m:t>
+        </m:r>
+      </m:oMath>
+      <w:r>
+        <w:t xml:space="preserve">, determina </w:t>
+      </w:r>
+      <m:oMath>
+        <m:r>
+          <m:t>(f∘g)(x)</m:t>
+        </m:r>
+      </m:oMath>
+      <w:r>
+        <w:t xml:space="preserve"> e </w:t>
+      </w:r>
+      <m:oMath>
+        <m:r>
+          <m:t>(g∘f)(x)</m:t>
+        </m:r>
+      </m:oMath>
+      <w:r>
+        <w:t xml:space="preserve">.</w:t>
       </w:r>
     </w:p>
     <w:p>
@@ -977,69 +1048,6 @@
           <w:b/>
           <w:bCs/>
         </w:rPr>
-        <w:t xml:space="preserve">a)</w:t>
-      </w:r>
-      <w:r>
-        <w:t xml:space="preserve">  Date </w:t>
-      </w:r>
-      <m:oMath>
-        <m:r>
-          <m:t>f(x)=2x</m:t>
-        </m:r>
-      </m:oMath>
-      <w:r>
-        <w:t xml:space="preserve"> e </w:t>
-      </w:r>
-      <m:oMath>
-        <m:r>
-          <m:t>g(x)=</m:t>
-        </m:r>
-        <m:f>
-          <m:num>
-            <m:r>
-              <m:t>1</m:t>
-            </m:r>
-          </m:num>
-          <m:den>
-            <m:r>
-              <m:t>4</m:t>
-            </m:r>
-          </m:den>
-        </m:f>
-        <m:r>
-          <m:t>x−1</m:t>
-        </m:r>
-      </m:oMath>
-      <w:r>
-        <w:t xml:space="preserve">, determina </w:t>
-      </w:r>
-      <m:oMath>
-        <m:r>
-          <m:t>(f∘g)(x)</m:t>
-        </m:r>
-      </m:oMath>
-      <w:r>
-        <w:t xml:space="preserve"> e </w:t>
-      </w:r>
-      <m:oMath>
-        <m:r>
-          <m:t>(g∘f)(x)</m:t>
-        </m:r>
-      </m:oMath>
-      <w:r>
-        <w:t xml:space="preserve">.</w:t>
-      </w:r>
-    </w:p>
-    <w:p>
-      <w:pPr>
-        <w:spacing w:after="60" w:before="0"/>
-        <w:ind w:left="240"/>
-      </w:pPr>
-      <w:r>
-        <w:rPr>
-          <w:b/>
-          <w:bCs/>
-        </w:rPr>
         <w:t xml:space="preserve">b)</w:t>
       </w:r>
       <w:r>
@@ -1049,19 +1057,22 @@
         <m:r>
           <m:t>h(x)=</m:t>
         </m:r>
-        <m:rad>
-          <m:radPr/>
-          <m:deg>
+        <m:sSup>
+          <m:sSupPr/>
+          <m:e>
+            <m:r>
+              <m:t>x</m:t>
+            </m:r>
+          </m:e>
+          <m:sup>
             <m:r>
               <m:t>3</m:t>
             </m:r>
-          </m:deg>
-          <m:e>
-            <m:r>
-              <m:t>x+3</m:t>
-            </m:r>
-          </m:e>
-        </m:rad>
+          </m:sup>
+        </m:sSup>
+        <m:r>
+          <m:t>−1</m:t>
+        </m:r>
       </m:oMath>
       <w:r>
         <w:t xml:space="preserve">.</w:t>
@@ -1173,7 +1184,7 @@
           <w:i/>
           <w:iCs/>
         </w:rPr>
-        <w:t xml:space="preserve">Dal libro o dai materiali: pag. 21 n. 98</w:t>
+        <w:t xml:space="preserve">Dal libro o dai materiali: pag. 21 n. 98 (eserciziario)</w:t>
       </w:r>
     </w:p>
     <w:p>
@@ -1390,7 +1401,7 @@
           <w:i/>
           <w:iCs/>
         </w:rPr>
-        <w:t xml:space="preserve">Dal libro o dai materiali: pag. 34 n. 301</w:t>
+        <w:t xml:space="preserve">Dal libro o dai materiali: pag. 34 n. 297 (eserciziario, ripetuto)</w:t>
       </w:r>
     </w:p>
     <w:p>
@@ -1403,21 +1414,8 @@
       </w:r>
       <m:oMath>
         <m:r>
-          <m:t>f(x)=</m:t>
-        </m:r>
-        <m:sSup>
-          <m:sSupPr/>
-          <m:e>
-            <m:r>
-              <m:t>x</m:t>
-            </m:r>
-          </m:e>
-          <m:sup>
-            <m:r>
-              <m:t>2</m:t>
-            </m:r>
-          </m:sup>
-        </m:sSup>
+          <m:t>f(x)=2x−1</m:t>
+        </m:r>
       </m:oMath>
       <w:r>
         <w:t xml:space="preserve"> e </w:t>
@@ -1433,7 +1431,7 @@
           <m:deg/>
           <m:e>
             <m:r>
-              <m:t>x</m:t>
+              <m:t>x−2</m:t>
             </m:r>
           </m:e>
         </m:rad>
@@ -1465,7 +1463,7 @@
         </m:r>
       </m:oMath>
       <w:r>
-        <w:t xml:space="preserve"> con il loro dominio. Sono uguali?</w:t>
+        <w:t xml:space="preserve"> con il loro dominio.</w:t>
       </w:r>
     </w:p>
     <w:p>
@@ -1493,7 +1491,7 @@
           <w:i/>
           <w:iCs/>
         </w:rPr>
-        <w:t xml:space="preserve">Dal libro o dai materiali: pag. 21 n. 116</w:t>
+        <w:t xml:space="preserve">Dal libro o dai materiali: pag. 40 n. 352 (ripetuto)</w:t>
       </w:r>
     </w:p>
     <w:p>
@@ -1502,46 +1500,65 @@
         <w:spacing w:after="60" w:before="0"/>
       </w:pPr>
       <w:r>
-        <w:rPr>
-          <w:b/>
-          <w:bCs/>
-        </w:rPr>
-        <w:t xml:space="preserve">Determina</w:t>
-      </w:r>
-      <w:r>
-        <w:t xml:space="preserve"> </w:t>
-      </w:r>
-      <m:oMath>
-        <m:r>
-          <m:t>k</m:t>
-        </m:r>
-      </m:oMath>
-      <w:r>
-        <w:t xml:space="preserve"> in modo che </w:t>
-      </w:r>
-      <m:oMath>
-        <m:r>
-          <m:t>y=</m:t>
+        <w:t xml:space="preserve">Data </w:t>
+      </w:r>
+      <m:oMath>
+        <m:r>
+          <m:t>f(x)=</m:t>
         </m:r>
         <m:f>
           <m:num>
             <m:r>
-              <m:t>1</m:t>
+              <m:t>x+a</m:t>
             </m:r>
           </m:num>
           <m:den>
             <m:r>
-              <m:t>kx−1</m:t>
+              <m:t>x+b</m:t>
             </m:r>
           </m:den>
         </m:f>
       </m:oMath>
       <w:r>
-        <w:t xml:space="preserve"> abbia dominio </w:t>
-      </w:r>
-      <m:oMath>
-        <m:r>
-          <m:t>ℝ−{2}</m:t>
+        <w:t xml:space="preserve">, </w:t>
+      </w:r>
+      <w:r>
+        <w:rPr>
+          <w:b/>
+          <w:bCs/>
+        </w:rPr>
+        <w:t xml:space="preserve">determina</w:t>
+      </w:r>
+      <w:r>
+        <w:t xml:space="preserve"> </w:t>
+      </w:r>
+      <m:oMath>
+        <m:r>
+          <m:t>a</m:t>
+        </m:r>
+      </m:oMath>
+      <w:r>
+        <w:t xml:space="preserve"> e </w:t>
+      </w:r>
+      <m:oMath>
+        <m:r>
+          <m:t>b</m:t>
+        </m:r>
+      </m:oMath>
+      <w:r>
+        <w:t xml:space="preserve"> in modo che il dominio sia </w:t>
+      </w:r>
+      <m:oMath>
+        <m:r>
+          <m:t>ℝ−{−3}</m:t>
+        </m:r>
+      </m:oMath>
+      <w:r>
+        <w:t xml:space="preserve"> e </w:t>
+      </w:r>
+      <m:oMath>
+        <m:r>
+          <m:t>f(0)=6</m:t>
         </m:r>
       </m:oMath>
       <w:r>
@@ -1573,7 +1590,7 @@
           <w:i/>
           <w:iCs/>
         </w:rPr>
-        <w:t xml:space="preserve">Dal libro o dai materiali: pag. 37 n. 335</w:t>
+        <w:t xml:space="preserve">Dal libro o dai materiali: pag. 37 n. 328 (ripetuto)</w:t>
       </w:r>
     </w:p>
     <w:p>
@@ -1582,18 +1599,49 @@
         <w:spacing w:after="60" w:before="0"/>
       </w:pPr>
       <w:r>
-        <w:t xml:space="preserve">La funzione </w:t>
+        <w:t xml:space="preserve">Quale funzione ha dominio </w:t>
+      </w:r>
+      <m:oMath>
+        <m:r>
+          <m:t>ℝ</m:t>
+        </m:r>
+      </m:oMath>
+      <w:r>
+        <w:t xml:space="preserve">? </w:t>
+      </w:r>
+      <w:r>
+        <w:rPr>
+          <w:b/>
+          <w:bCs/>
+        </w:rPr>
+        <w:t xml:space="preserve">Motiva</w:t>
+      </w:r>
+      <w:r>
+        <w:t xml:space="preserve"> la risposta.</w:t>
+      </w:r>
+    </w:p>
+    <w:p>
+      <w:pPr>
+        <w:keepNext w:val="false"/>
+        <w:spacing w:after="60" w:before="0"/>
+      </w:pPr>
+      <w:r>
+        <w:t xml:space="preserve">A </w:t>
       </w:r>
       <m:oMath>
         <m:r>
           <m:t>y=</m:t>
         </m:r>
-        <m:rad>
-          <m:radPr>
-            <m:degHide m:val="1"/>
-          </m:radPr>
-          <m:deg/>
-          <m:e>
+        <m:f>
+          <m:num>
+            <m:r>
+              <m:t>1</m:t>
+            </m:r>
+          </m:num>
+          <m:den>
+            <m:r>
+              <m:t>3</m:t>
+            </m:r>
             <m:sSup>
               <m:sSupPr/>
               <m:e>
@@ -1608,65 +1656,155 @@
               </m:sup>
             </m:sSup>
             <m:r>
-              <m:t>+2x+k</m:t>
-            </m:r>
-          </m:e>
-        </m:rad>
-      </m:oMath>
-      <w:r>
-        <w:t xml:space="preserve"> è definita in tutto </w:t>
-      </w:r>
-      <m:oMath>
-        <m:r>
-          <m:t>ℝ</m:t>
-        </m:r>
-      </m:oMath>
-      <w:r>
-        <w:t xml:space="preserve"> se e solo se: </w:t>
-      </w:r>
-      <w:r>
-        <w:rPr>
-          <w:b/>
-          <w:bCs/>
-        </w:rPr>
-        <w:t xml:space="preserve">motiva</w:t>
-      </w:r>
-      <w:r>
-        <w:t xml:space="preserve"> la risposta.</w:t>
-      </w:r>
-    </w:p>
-    <w:p>
-      <w:pPr>
-        <w:keepNext w:val="false"/>
-        <w:spacing w:after="60" w:before="0"/>
-      </w:pPr>
-      <w:r>
-        <w:t xml:space="preserve">A </w:t>
-      </w:r>
-      <m:oMath>
-        <m:r>
-          <m:t>k&gt;1</m:t>
-        </m:r>
+              <m:t>−2x−1</m:t>
+            </m:r>
+          </m:den>
+        </m:f>
       </m:oMath>
       <w:r>
         <w:t xml:space="preserve">    B </w:t>
       </w:r>
       <m:oMath>
         <m:r>
-          <m:t>k≤1</m:t>
-        </m:r>
+          <m:t>y=</m:t>
+        </m:r>
+        <m:f>
+          <m:num>
+            <m:r>
+              <m:t>1</m:t>
+            </m:r>
+          </m:num>
+          <m:den>
+            <m:rad>
+              <m:radPr>
+                <m:degHide m:val="1"/>
+              </m:radPr>
+              <m:deg/>
+              <m:e>
+                <m:sSup>
+                  <m:sSupPr/>
+                  <m:e>
+                    <m:r>
+                      <m:t>x</m:t>
+                    </m:r>
+                  </m:e>
+                  <m:sup>
+                    <m:r>
+                      <m:t>2</m:t>
+                    </m:r>
+                  </m:sup>
+                </m:sSup>
+                <m:r>
+                  <m:t>+2x+1</m:t>
+                </m:r>
+              </m:e>
+            </m:rad>
+          </m:den>
+        </m:f>
       </m:oMath>
       <w:r>
         <w:t xml:space="preserve">    C </w:t>
       </w:r>
       <m:oMath>
         <m:r>
-          <m:t>k≥1</m:t>
-        </m:r>
-      </m:oMath>
-      <w:r>
-        <w:t xml:space="preserve">    D nessuna delle altre</w:t>
-      </w:r>
+          <m:t>y=</m:t>
+        </m:r>
+        <m:f>
+          <m:num>
+            <m:r>
+              <m:t>1</m:t>
+            </m:r>
+          </m:num>
+          <m:den>
+            <m:rad>
+              <m:radPr>
+                <m:degHide m:val="1"/>
+              </m:radPr>
+              <m:deg/>
+              <m:e>
+                <m:r>
+                  <m:t>3</m:t>
+                </m:r>
+                <m:sSup>
+                  <m:sSupPr/>
+                  <m:e>
+                    <m:r>
+                      <m:t>x</m:t>
+                    </m:r>
+                  </m:e>
+                  <m:sup>
+                    <m:r>
+                      <m:t>2</m:t>
+                    </m:r>
+                  </m:sup>
+                </m:sSup>
+                <m:r>
+                  <m:t>−2x+1</m:t>
+                </m:r>
+              </m:e>
+            </m:rad>
+          </m:den>
+        </m:f>
+      </m:oMath>
+      <w:r>
+        <w:t xml:space="preserve">    D </w:t>
+      </w:r>
+      <m:oMath>
+        <m:r>
+          <m:t>y=</m:t>
+        </m:r>
+        <m:f>
+          <m:num>
+            <m:r>
+              <m:t>1</m:t>
+            </m:r>
+          </m:num>
+          <m:den>
+            <m:rad>
+              <m:radPr/>
+              <m:deg>
+                <m:r>
+                  <m:t>3</m:t>
+                </m:r>
+              </m:deg>
+              <m:e>
+                <m:r>
+                  <m:t>(</m:t>
+                </m:r>
+                <m:sSup>
+                  <m:sSupPr/>
+                  <m:e>
+                    <m:r>
+                      <m:t>x</m:t>
+                    </m:r>
+                  </m:e>
+                  <m:sup>
+                    <m:r>
+                      <m:t>2</m:t>
+                    </m:r>
+                  </m:sup>
+                </m:sSup>
+                <m:r>
+                  <m:t>−1</m:t>
+                </m:r>
+                <m:sSup>
+                  <m:sSupPr/>
+                  <m:e>
+                    <m:r>
+                      <m:t>)</m:t>
+                    </m:r>
+                  </m:e>
+                  <m:sup>
+                    <m:r>
+                      <m:t>2</m:t>
+                    </m:r>
+                  </m:sup>
+                </m:sSup>
+              </m:e>
+            </m:rad>
+          </m:den>
+        </m:f>
+      </m:oMath>
     </w:p>
     <w:p>
       <w:pPr>
